--- a/downloads/teacher/05 Materials/Unit 03/Slides/Slides 03.09 - Digital Footprint and Online Relationships and Stress Plan.docx
+++ b/downloads/teacher/05 Materials/Unit 03/Slides/Slides 03.09 - Digital Footprint and Online Relationships and Stress Plan.docx
@@ -17,7 +17,7 @@
         <w:pStyle w:val="FirstParagraph"/>
       </w:pPr>
       <w:r>
-        <w:t xml:space="preserve">Slide outline for Lesson 3.9. Twelve slides. Slide 8 carries the who-to-tell list; Sal fills in names and rooms and checks the list against the school’s technology policy. Slide 11 shows the two example stressors from the Lesson 3.7 exit strips; Sal fills those in the morning of the lesson. The Stress Plan runs in the last 10 minutes.</w:t>
+        <w:t xml:space="preserve">Slide outline for Lesson 3.9. Twelve slides. Slide 8 carries the who-to-tell list; I fill in names and rooms and check the list against the school’s technology policy. Slide 11 shows the two example stressors from the Lesson 3.7 exit strips; I fill those in the morning of the lesson. The Stress Plan runs in the last 10 minutes.</w:t>
       </w:r>
     </w:p>
     <w:p>
@@ -577,222 +577,177 @@
         <w:pStyle w:val="Compact"/>
       </w:pPr>
       <w:r>
-        <w:t xml:space="preserve">Who: the counselor</w:t>
+        <w:t xml:space="preserve">Who: the counselor; the technology coordinator; any teacher; the office; an adult at home</w:t>
       </w:r>
       <w:r>
         <w:t xml:space="preserve"> </w:t>
       </w:r>
       <w:r>
-        <w:rPr>
-          <w:rStyle w:val="TeacherNote"/>
-        </w:rPr>
-        <w:t xml:space="preserve">[Sal: name, room];</w:t>
+        <w:t xml:space="preserve">Notes: Reveal the scenario key: 1 healthy; 2 log off and tell; 3 healthy; 4 log off; 5 unhealthy pattern, notice it; 6 log off and tell, do not forward. Thumbs for five or six right. Whiteboard:</w:t>
       </w:r>
       <w:r>
         <w:t xml:space="preserve"> </w:t>
       </w:r>
       <w:r>
-        <w:t xml:space="preserve">the technology coordinator</w:t>
+        <w:t xml:space="preserve">“</w:t>
+      </w:r>
+      <w:r>
+        <w:t xml:space="preserve">A screenshot of a classmate going around: which category?</w:t>
+      </w:r>
+      <w:r>
+        <w:t xml:space="preserve">”</w:t>
       </w:r>
       <w:r>
         <w:t xml:space="preserve"> </w:t>
       </w:r>
       <w:r>
-        <w:rPr>
-          <w:rStyle w:val="TeacherNote"/>
-        </w:rPr>
-        <w:t xml:space="preserve">[Sal: name];</w:t>
+        <w:t xml:space="preserve">Log off and tell, with a person.</w:t>
+      </w:r>
+    </w:p>
+    <w:p>
+      <w:pPr>
+        <w:pStyle w:val="Heading2"/>
+      </w:pPr>
+      <w:bookmarkStart w:id="29" w:name="slide-9-the-stress-plan"/>
+      <w:r>
+        <w:t xml:space="preserve">Slide 9: The Stress Plan</w:t>
+      </w:r>
+      <w:bookmarkEnd w:id="29"/>
+    </w:p>
+    <w:p>
+      <w:pPr>
+        <w:numPr>
+          <w:ilvl w:val="0"/>
+          <w:numId w:val="1009"/>
+        </w:numPr>
+        <w:pStyle w:val="Compact"/>
+      </w:pPr>
+      <w:r>
+        <w:t xml:space="preserve">The check for this topic. 10 minutes. On your own. Quiet</w:t>
+      </w:r>
+    </w:p>
+    <w:p>
+      <w:pPr>
+        <w:numPr>
+          <w:ilvl w:val="0"/>
+          <w:numId w:val="1009"/>
+        </w:numPr>
+        <w:pStyle w:val="Compact"/>
+      </w:pPr>
+      <w:r>
+        <w:t xml:space="preserve">One stressor (by category or general description; no names)</w:t>
+      </w:r>
+    </w:p>
+    <w:p>
+      <w:pPr>
+        <w:numPr>
+          <w:ilvl w:val="0"/>
+          <w:numId w:val="1009"/>
+        </w:numPr>
+        <w:pStyle w:val="Compact"/>
+      </w:pPr>
+      <w:r>
+        <w:t xml:space="preserve">Two tools from your toolkit card, and when each fits</w:t>
+      </w:r>
+    </w:p>
+    <w:p>
+      <w:pPr>
+        <w:numPr>
+          <w:ilvl w:val="0"/>
+          <w:numId w:val="1009"/>
+        </w:numPr>
+        <w:pStyle w:val="Compact"/>
+      </w:pPr>
+      <w:r>
+        <w:t xml:space="preserve">One person to talk to (a role)</w:t>
+      </w:r>
+    </w:p>
+    <w:p>
+      <w:pPr>
+        <w:numPr>
+          <w:ilvl w:val="0"/>
+          <w:numId w:val="1009"/>
+        </w:numPr>
+        <w:pStyle w:val="Compact"/>
+      </w:pPr>
+      <w:r>
+        <w:t xml:space="preserve">One boundary with your phone, and why it would lower your number</w:t>
       </w:r>
       <w:r>
         <w:t xml:space="preserve"> </w:t>
       </w:r>
       <w:r>
-        <w:t xml:space="preserve">any teacher; the office; an adult at home</w:t>
+        <w:t xml:space="preserve">Notes: Read the rubric on slide 10 aloud before they start.</w:t>
+      </w:r>
+    </w:p>
+    <w:p>
+      <w:pPr>
+        <w:pStyle w:val="Heading2"/>
+      </w:pPr>
+      <w:bookmarkStart w:id="30" w:name="slide-10-the-mini-rubric"/>
+      <w:r>
+        <w:t xml:space="preserve">Slide 10: The mini rubric</w:t>
+      </w:r>
+      <w:bookmarkEnd w:id="30"/>
+    </w:p>
+    <w:p>
+      <w:pPr>
+        <w:numPr>
+          <w:ilvl w:val="0"/>
+          <w:numId w:val="1010"/>
+        </w:numPr>
+        <w:pStyle w:val="Compact"/>
+      </w:pPr>
+      <w:r>
+        <w:t xml:space="preserve">Stressor and tools: one stressor, two tools from the card, each with a situation (3). Add your before and after ratings for a 4</w:t>
+      </w:r>
+    </w:p>
+    <w:p>
+      <w:pPr>
+        <w:numPr>
+          <w:ilvl w:val="0"/>
+          <w:numId w:val="1010"/>
+        </w:numPr>
+        <w:pStyle w:val="Compact"/>
+      </w:pPr>
+      <w:r>
+        <w:t xml:space="preserve">Person to talk to: a role, with one sentence on why that person for that stressor (3). Name a backup person for a 4</w:t>
+      </w:r>
+    </w:p>
+    <w:p>
+      <w:pPr>
+        <w:numPr>
+          <w:ilvl w:val="0"/>
+          <w:numId w:val="1010"/>
+        </w:numPr>
+        <w:pStyle w:val="Compact"/>
+      </w:pPr>
+      <w:r>
+        <w:t xml:space="preserve">Phone boundary: a specific time, chat, notification, or place, with one sentence on why (3). Add what will make it hard and what you will do for a 4</w:t>
+      </w:r>
+    </w:p>
+    <w:p>
+      <w:pPr>
+        <w:numPr>
+          <w:ilvl w:val="0"/>
+          <w:numId w:val="1010"/>
+        </w:numPr>
+        <w:pStyle w:val="Compact"/>
+      </w:pPr>
+      <w:r>
+        <w:t xml:space="preserve">12 points. One retake after a conversation</w:t>
       </w:r>
       <w:r>
         <w:t xml:space="preserve"> </w:t>
       </w:r>
       <w:r>
-        <w:t xml:space="preserve">Notes: Reveal the scenario key: 1 healthy; 2 log off and tell; 3 healthy; 4 log off; 5 unhealthy pattern, notice it; 6 log off and tell, do not forward. Thumbs for five or six right. Whiteboard:</w:t>
-      </w:r>
-      <w:r>
-        <w:t xml:space="preserve"> </w:t>
-      </w:r>
-      <w:r>
-        <w:t xml:space="preserve">“</w:t>
-      </w:r>
-      <w:r>
-        <w:t xml:space="preserve">A screenshot of a classmate going around: which category?</w:t>
-      </w:r>
-      <w:r>
-        <w:t xml:space="preserve">”</w:t>
-      </w:r>
-      <w:r>
-        <w:t xml:space="preserve"> </w:t>
-      </w:r>
-      <w:r>
-        <w:t xml:space="preserve">Log off and tell, with a person.</w:t>
+        <w:t xml:space="preserve">Notes: The rubric is printed on page 2 of the handout. Say: check your plan against it before you hand it in.</w:t>
       </w:r>
     </w:p>
     <w:p>
       <w:pPr>
         <w:pStyle w:val="Heading2"/>
       </w:pPr>
-      <w:bookmarkStart w:id="29" w:name="slide-9-the-stress-plan"/>
-      <w:r>
-        <w:t xml:space="preserve">Slide 9: The Stress Plan</w:t>
-      </w:r>
-      <w:bookmarkEnd w:id="29"/>
-    </w:p>
-    <w:p>
-      <w:pPr>
-        <w:numPr>
-          <w:ilvl w:val="0"/>
-          <w:numId w:val="1009"/>
-        </w:numPr>
-        <w:pStyle w:val="Compact"/>
-      </w:pPr>
-      <w:r>
-        <w:t xml:space="preserve">The check for this topic. 10 minutes. On your own. Quiet</w:t>
-      </w:r>
-    </w:p>
-    <w:p>
-      <w:pPr>
-        <w:numPr>
-          <w:ilvl w:val="0"/>
-          <w:numId w:val="1009"/>
-        </w:numPr>
-        <w:pStyle w:val="Compact"/>
-      </w:pPr>
-      <w:r>
-        <w:t xml:space="preserve">One stressor (by category or general description; no names)</w:t>
-      </w:r>
-    </w:p>
-    <w:p>
-      <w:pPr>
-        <w:numPr>
-          <w:ilvl w:val="0"/>
-          <w:numId w:val="1009"/>
-        </w:numPr>
-        <w:pStyle w:val="Compact"/>
-      </w:pPr>
-      <w:r>
-        <w:t xml:space="preserve">Two tools from your toolkit card, and when each fits</w:t>
-      </w:r>
-    </w:p>
-    <w:p>
-      <w:pPr>
-        <w:numPr>
-          <w:ilvl w:val="0"/>
-          <w:numId w:val="1009"/>
-        </w:numPr>
-        <w:pStyle w:val="Compact"/>
-      </w:pPr>
-      <w:r>
-        <w:t xml:space="preserve">One person to talk to (a role)</w:t>
-      </w:r>
-    </w:p>
-    <w:p>
-      <w:pPr>
-        <w:numPr>
-          <w:ilvl w:val="0"/>
-          <w:numId w:val="1009"/>
-        </w:numPr>
-        <w:pStyle w:val="Compact"/>
-      </w:pPr>
-      <w:r>
-        <w:t xml:space="preserve">One boundary with your phone, and why it would lower your number</w:t>
-      </w:r>
-    </w:p>
-    <w:p>
-      <w:pPr>
-        <w:numPr>
-          <w:ilvl w:val="0"/>
-          <w:numId w:val="1009"/>
-        </w:numPr>
-        <w:pStyle w:val="Compact"/>
-      </w:pPr>
-      <w:r>
-        <w:rPr>
-          <w:rStyle w:val="TeacherNote"/>
-        </w:rPr>
-        <w:t xml:space="preserve">[Sal: if the school has a phone policy, say it here and ask for a boundary outside school]</w:t>
-      </w:r>
-      <w:r>
-        <w:t xml:space="preserve"> </w:t>
-      </w:r>
-      <w:r>
-        <w:t xml:space="preserve">Notes: Read the rubric on slide 10 aloud before they start.</w:t>
-      </w:r>
-    </w:p>
-    <w:p>
-      <w:pPr>
-        <w:pStyle w:val="Heading2"/>
-      </w:pPr>
-      <w:bookmarkStart w:id="30" w:name="slide-10-the-mini-rubric"/>
-      <w:r>
-        <w:t xml:space="preserve">Slide 10: The mini rubric</w:t>
-      </w:r>
-      <w:bookmarkEnd w:id="30"/>
-    </w:p>
-    <w:p>
-      <w:pPr>
-        <w:numPr>
-          <w:ilvl w:val="0"/>
-          <w:numId w:val="1010"/>
-        </w:numPr>
-        <w:pStyle w:val="Compact"/>
-      </w:pPr>
-      <w:r>
-        <w:t xml:space="preserve">Stressor and tools: one stressor, two tools from the card, each with a situation (3). Add your before and after ratings for a 4</w:t>
-      </w:r>
-    </w:p>
-    <w:p>
-      <w:pPr>
-        <w:numPr>
-          <w:ilvl w:val="0"/>
-          <w:numId w:val="1010"/>
-        </w:numPr>
-        <w:pStyle w:val="Compact"/>
-      </w:pPr>
-      <w:r>
-        <w:t xml:space="preserve">Person to talk to: a role, with one sentence on why that person for that stressor (3). Name a backup person for a 4</w:t>
-      </w:r>
-    </w:p>
-    <w:p>
-      <w:pPr>
-        <w:numPr>
-          <w:ilvl w:val="0"/>
-          <w:numId w:val="1010"/>
-        </w:numPr>
-        <w:pStyle w:val="Compact"/>
-      </w:pPr>
-      <w:r>
-        <w:t xml:space="preserve">Phone boundary: a specific time, chat, notification, or place, with one sentence on why (3). Add what will make it hard and what you will do for a 4</w:t>
-      </w:r>
-    </w:p>
-    <w:p>
-      <w:pPr>
-        <w:numPr>
-          <w:ilvl w:val="0"/>
-          <w:numId w:val="1010"/>
-        </w:numPr>
-        <w:pStyle w:val="Compact"/>
-      </w:pPr>
-      <w:r>
-        <w:t xml:space="preserve">12 points. One retake after a conversation</w:t>
-      </w:r>
-      <w:r>
-        <w:t xml:space="preserve"> </w:t>
-      </w:r>
-      <w:r>
-        <w:t xml:space="preserve">Notes: The rubric is printed on page 2 of the handout. Say: check your plan against it before you hand it in.</w:t>
-      </w:r>
-    </w:p>
-    <w:p>
-      <w:pPr>
-        <w:pStyle w:val="Heading2"/>
-      </w:pPr>
       <w:bookmarkStart w:id="31" w:name="X3f0f95179efe1da58156cf1023f97002a1f6e0e"/>
       <w:r>
         <w:t xml:space="preserve">Slide 11: Two example stressors (from your exit strips)</w:t>
@@ -808,46 +763,7 @@
         <w:pStyle w:val="Compact"/>
       </w:pPr>
       <w:r>
-        <w:t xml:space="preserve">Most common category in this class:</w:t>
-      </w:r>
-      <w:r>
-        <w:t xml:space="preserve"> </w:t>
-      </w:r>
-      <w:r>
-        <w:rPr>
-          <w:rStyle w:val="TeacherNote"/>
-        </w:rPr>
-        <w:t xml:space="preserve">[Sal: fill from the 3.7 strips, for example</w:t>
-      </w:r>
-      <w:r>
-        <w:rPr>
-          <w:rStyle w:val="TeacherNote"/>
-        </w:rPr>
-        <w:t xml:space="preserve"> </w:t>
-      </w:r>
-      <w:r>
-        <w:rPr>
-          <w:rStyle w:val="TeacherNote"/>
-        </w:rPr>
-        <w:t xml:space="preserve">“</w:t>
-      </w:r>
-      <w:r>
-        <w:rPr>
-          <w:rStyle w:val="TeacherNote"/>
-        </w:rPr>
-        <w:t xml:space="preserve">S: school, a test week</w:t>
-      </w:r>
-      <w:r>
-        <w:rPr>
-          <w:rStyle w:val="TeacherNote"/>
-        </w:rPr>
-        <w:t xml:space="preserve">”</w:t>
-      </w:r>
-      <w:r>
-        <w:rPr>
-          <w:rStyle w:val="TeacherNote"/>
-        </w:rPr>
-        <w:t xml:space="preserve">]</w:t>
+        <w:t xml:space="preserve">Most common category in this class, from the 3.7 strips</w:t>
       </w:r>
     </w:p>
     <w:p>
@@ -859,46 +775,7 @@
         <w:pStyle w:val="Compact"/>
       </w:pPr>
       <w:r>
-        <w:t xml:space="preserve">Second:</w:t>
-      </w:r>
-      <w:r>
-        <w:t xml:space="preserve"> </w:t>
-      </w:r>
-      <w:r>
-        <w:rPr>
-          <w:rStyle w:val="TeacherNote"/>
-        </w:rPr>
-        <w:t xml:space="preserve">[Sal: for example</w:t>
-      </w:r>
-      <w:r>
-        <w:rPr>
-          <w:rStyle w:val="TeacherNote"/>
-        </w:rPr>
-        <w:t xml:space="preserve"> </w:t>
-      </w:r>
-      <w:r>
-        <w:rPr>
-          <w:rStyle w:val="TeacherNote"/>
-        </w:rPr>
-        <w:t xml:space="preserve">“</w:t>
-      </w:r>
-      <w:r>
-        <w:rPr>
-          <w:rStyle w:val="TeacherNote"/>
-        </w:rPr>
-        <w:t xml:space="preserve">F: friends, a group chat argument</w:t>
-      </w:r>
-      <w:r>
-        <w:rPr>
-          <w:rStyle w:val="TeacherNote"/>
-        </w:rPr>
-        <w:t xml:space="preserve">”</w:t>
-      </w:r>
-      <w:r>
-        <w:rPr>
-          <w:rStyle w:val="TeacherNote"/>
-        </w:rPr>
-        <w:t xml:space="preserve">]</w:t>
+        <w:t xml:space="preserve">Second most common</w:t>
       </w:r>
     </w:p>
     <w:p>
